--- a/testakten/schwerbehindertenrecht-krebs-rezidiv-heilungsbewaehrung-rostock/06_widerspruch_entwurf.docx
+++ b/testakten/schwerbehindertenrecht-krebs-rezidiv-heilungsbewaehrung-rostock/06_widerspruch_entwurf.docx
@@ -70,7 +70,27 @@
         <w:t>Onkologiebericht, Therapiekalender, Lymphödemtherapie, Arbeitgebernotiz, Fotos Kompressionsversorgung, Befund Psychoonkologie und Reha-Antrag.</w:t>
       </w:r>
     </w:p>
+    <w:p>
+      <w:pPr>
+        <w:pStyle w:val="Heading2"/>
+      </w:pPr>
+      <w:r>
+        <w:t>Belegführung und noch offene Unterlagen</w:t>
+      </w:r>
+    </w:p>
+    <w:p>
+      <w:r>
+        <w:t>Der Widerspruch nimmt auf das Operationsdatum, den Beginn der Chemotherapie und den Bericht des Tumorzentrums Bezug. Beigefügt werden Histologie, Tumorboardbeschluss, Therapieplan, Lymphödemmessung und eine kurze Arbeitsplatzbeschreibung. Die Schwester schildert nur selbst beobachtete Hilfen nach den Infusionen.</w:t>
+      </w:r>
+    </w:p>
+    <w:p>
+      <w:r>
+        <w:t>Zugleich wird Akteneinsicht in die versorgungsärztliche Stellungnahme verlangt, weil der jüngste Tumorbericht im Bescheid nicht erkennbar ausgewertet ist. Eine abschließende Prognose oder Rentenaussage wird nicht vorweggenommen. Der Entwurf bleibt bis zur ärztlichen Freigabe der Anlagen und zur Kontrolle des Zugangsdatums unversandt.</w:t>
+      </w:r>
+    </w:p>
     <w:sectPr>
+      <w:headerReference w:type="default" r:id="rId9"/>
+      <w:footerReference w:type="default" r:id="rId10"/>
       <w:pgSz w:w="11906" w:h="16838"/>
       <w:pgMar w:top="1417" w:right="1417" w:bottom="1417" w:left="1417" w:header="720" w:footer="720" w:gutter="0"/>
       <w:cols w:space="720"/>
@@ -78,6 +98,44 @@
     </w:sectPr>
   </w:body>
 </w:document>
+</file>
+
+<file path=word/footer1.xml><?xml version="1.0" encoding="utf-8"?>
+<w:ftr xmlns:m="http://schemas.openxmlformats.org/officeDocument/2006/math" xmlns:mc="http://schemas.openxmlformats.org/markup-compatibility/2006" xmlns:mo="http://schemas.microsoft.com/office/mac/office/2008/main" xmlns:mv="urn:schemas-microsoft-com:mac:vml" xmlns:o="urn:schemas-microsoft-com:office:office" xmlns:r="http://schemas.openxmlformats.org/officeDocument/2006/relationships" xmlns:v="urn:schemas-microsoft-com:vml" xmlns:w10="urn:schemas-microsoft-com:office:word" xmlns:w14="http://schemas.microsoft.com/office/word/2010/wordml" xmlns:w="http://schemas.openxmlformats.org/wordprocessingml/2006/main" xmlns:wne="http://schemas.microsoft.com/office/word/2006/wordml" xmlns:wp14="http://schemas.microsoft.com/office/word/2010/wordprocessingDrawing" xmlns:wp="http://schemas.openxmlformats.org/drawingml/2006/wordprocessingDrawing" xmlns:wpc="http://schemas.microsoft.com/office/word/2010/wordprocessingCanvas" xmlns:wpg="http://schemas.microsoft.com/office/word/2010/wordprocessingGroup" xmlns:wpi="http://schemas.microsoft.com/office/word/2010/wordprocessingInk" xmlns:wps="http://schemas.microsoft.com/office/word/2010/wordprocessingShape" mc:Ignorable="w14 wp14">
+  <w:p>
+    <w:pPr>
+      <w:pStyle w:val="Footer"/>
+      <w:jc w:val="center"/>
+    </w:pPr>
+    <w:r>
+      <w:rPr>
+        <w:rFonts w:ascii="Arial" w:hAnsi="Arial"/>
+        <w:color w:val="6E6E6E"/>
+        <w:sz w:val="16"/>
+      </w:rPr>
+      <w:t>Aktenstück 06_widerspruch_entwurf.docx · Arbeitsstand</w:t>
+    </w:r>
+  </w:p>
+</w:ftr>
+</file>
+
+<file path=word/header1.xml><?xml version="1.0" encoding="utf-8"?>
+<w:hdr xmlns:m="http://schemas.openxmlformats.org/officeDocument/2006/math" xmlns:mc="http://schemas.openxmlformats.org/markup-compatibility/2006" xmlns:mo="http://schemas.microsoft.com/office/mac/office/2008/main" xmlns:mv="urn:schemas-microsoft-com:mac:vml" xmlns:o="urn:schemas-microsoft-com:office:office" xmlns:r="http://schemas.openxmlformats.org/officeDocument/2006/relationships" xmlns:v="urn:schemas-microsoft-com:vml" xmlns:w10="urn:schemas-microsoft-com:office:word" xmlns:w14="http://schemas.microsoft.com/office/word/2010/wordml" xmlns:w="http://schemas.openxmlformats.org/wordprocessingml/2006/main" xmlns:wne="http://schemas.microsoft.com/office/word/2006/wordml" xmlns:wp14="http://schemas.microsoft.com/office/word/2010/wordprocessingDrawing" xmlns:wp="http://schemas.openxmlformats.org/drawingml/2006/wordprocessingDrawing" xmlns:wpc="http://schemas.microsoft.com/office/word/2010/wordprocessingCanvas" xmlns:wpg="http://schemas.microsoft.com/office/word/2010/wordprocessingGroup" xmlns:wpi="http://schemas.microsoft.com/office/word/2010/wordprocessingInk" xmlns:wps="http://schemas.microsoft.com/office/word/2010/wordprocessingShape" mc:Ignorable="w14 wp14">
+  <w:p>
+    <w:pPr>
+      <w:pStyle w:val="Header"/>
+      <w:jc w:val="right"/>
+    </w:pPr>
+    <w:r>
+      <w:rPr>
+        <w:rFonts w:ascii="Arial" w:hAnsi="Arial"/>
+        <w:color w:val="535E67"/>
+        <w:sz w:val="16"/>
+      </w:rPr>
+      <w:t>Widerspruch Kahl · Entwurf 27. Juni 2026</w:t>
+    </w:r>
+  </w:p>
+</w:hdr>
 </file>
 
 <file path=word/numbering.xml><?xml version="1.0" encoding="utf-8"?>
@@ -443,9 +501,12 @@
     <w:name w:val="Normal"/>
     <w:qFormat/>
     <w:rsid w:val="00FC693F"/>
+    <w:pPr>
+      <w:spacing w:after="120"/>
+    </w:pPr>
     <w:rPr>
-      <w:rFonts w:ascii="Times New Roman" w:hAnsi="Times New Roman"/>
-      <w:sz w:val="22"/>
+      <w:rFonts w:ascii="Arial" w:hAnsi="Arial"/>
+      <w:sz w:val="21"/>
     </w:rPr>
   </w:style>
   <w:style w:type="paragraph" w:styleId="Header">
@@ -507,9 +568,10 @@
       <w:outlineLvl w:val="0"/>
     </w:pPr>
     <w:rPr>
-      <w:rFonts w:asciiTheme="majorHAnsi" w:eastAsiaTheme="majorEastAsia" w:hAnsiTheme="majorHAnsi" w:cstheme="majorBidi" w:ascii="Times New Roman" w:hAnsi="Times New Roman"/>
+      <w:rFonts w:asciiTheme="majorHAnsi" w:eastAsiaTheme="majorEastAsia" w:hAnsiTheme="majorHAnsi" w:cstheme="majorBidi" w:ascii="Arial" w:hAnsi="Arial"/>
       <w:b/>
       <w:bCs/>
+      <w:color w:val="24364B"/>
       <w:sz w:val="28"/>
       <w:szCs w:val="28"/>
     </w:rPr>
@@ -530,9 +592,10 @@
       <w:outlineLvl w:val="1"/>
     </w:pPr>
     <w:rPr>
-      <w:rFonts w:asciiTheme="majorHAnsi" w:eastAsiaTheme="majorEastAsia" w:hAnsiTheme="majorHAnsi" w:cstheme="majorBidi" w:ascii="Times New Roman" w:hAnsi="Times New Roman"/>
+      <w:rFonts w:asciiTheme="majorHAnsi" w:eastAsiaTheme="majorEastAsia" w:hAnsiTheme="majorHAnsi" w:cstheme="majorBidi" w:ascii="Arial" w:hAnsi="Arial"/>
       <w:b/>
       <w:bCs/>
+      <w:color w:val="24364B"/>
       <w:sz w:val="24"/>
       <w:szCs w:val="26"/>
     </w:rPr>
@@ -794,8 +857,8 @@
       <w:contextualSpacing/>
     </w:pPr>
     <w:rPr>
-      <w:rFonts w:asciiTheme="majorHAnsi" w:eastAsiaTheme="majorEastAsia" w:hAnsiTheme="majorHAnsi" w:cstheme="majorBidi"/>
-      <w:color w:val="17365D" w:themeColor="text2" w:themeShade="BF"/>
+      <w:rFonts w:asciiTheme="majorHAnsi" w:eastAsiaTheme="majorEastAsia" w:hAnsiTheme="majorHAnsi" w:cstheme="majorBidi" w:ascii="Arial" w:hAnsi="Arial"/>
+      <w:color w:val="24364B"/>
       <w:spacing w:val="5"/>
       <w:kern w:val="28"/>
       <w:sz w:val="52"/>
